--- a/opgaver/Uge37Scratch_football (1).docx
+++ b/opgaver/Uge37Scratch_football (1).docx
@@ -30,7 +30,7 @@
           <w:sz w:val="28"/>
           <w:szCs w:val="28"/>
         </w:rPr>
-        <w:t>: Football bane</w:t>
+        <w:t>: bane</w:t>
       </w:r>
     </w:p>
     <w:tbl>
@@ -767,6 +767,7 @@
           <w:rFonts w:ascii="Cambria" w:eastAsia="Cambria" w:hAnsi="Cambria" w:cs="Cambria"/>
           <w:sz w:val="22"/>
           <w:szCs w:val="22"/>
+          <w:lang w:val="da-DK"/>
         </w:rPr>
       </w:pPr>
     </w:p>
@@ -776,6 +777,7 @@
           <w:rFonts w:ascii="Cambria" w:eastAsia="Cambria" w:hAnsi="Cambria" w:cs="Cambria"/>
           <w:sz w:val="22"/>
           <w:szCs w:val="22"/>
+          <w:lang w:val="da-DK"/>
         </w:rPr>
       </w:pPr>
     </w:p>
@@ -804,9 +806,13 @@
           <w:lang w:val="da-DK" w:eastAsia="zh-CN"/>
         </w:rPr>
         <w:lastRenderedPageBreak/>
-        <w:t xml:space="preserve">Tirsdag </w:t>
-      </w:r>
-      <w:r>
+        <w:t>Tirsdag Opgave:</w:t>
+      </w:r>
+    </w:p>
+    <w:p>
+      <w:pPr>
+        <w:pStyle w:val="Heading1"/>
+        <w:spacing w:before="480" w:after="0" w:line="276" w:lineRule="auto"/>
         <w:rPr>
           <w:rFonts w:ascii="Calibri" w:eastAsia="Calibri" w:hAnsi="Calibri" w:cs="Calibri"/>
           <w:b/>
@@ -816,13 +822,8 @@
           <w:szCs w:val="28"/>
           <w:lang w:val="da-DK" w:eastAsia="zh-CN"/>
         </w:rPr>
-        <w:t>Opgave:</w:t>
-      </w:r>
-    </w:p>
-    <w:p>
-      <w:pPr>
-        <w:pStyle w:val="Heading1"/>
-        <w:spacing w:before="480" w:after="0" w:line="276" w:lineRule="auto"/>
+      </w:pPr>
+      <w:r>
         <w:rPr>
           <w:rFonts w:ascii="Calibri" w:eastAsia="Calibri" w:hAnsi="Calibri" w:cs="Calibri"/>
           <w:b/>
@@ -832,7 +833,8 @@
           <w:szCs w:val="28"/>
           <w:lang w:val="da-DK" w:eastAsia="zh-CN"/>
         </w:rPr>
-      </w:pPr>
+        <w:t xml:space="preserve"> Tænk dybere – AI</w:t>
+      </w:r>
       <w:r>
         <w:rPr>
           <w:rFonts w:ascii="Calibri" w:eastAsia="Calibri" w:hAnsi="Calibri" w:cs="Calibri"/>
@@ -843,20 +845,59 @@
           <w:szCs w:val="28"/>
           <w:lang w:val="da-DK" w:eastAsia="zh-CN"/>
         </w:rPr>
-        <w:t xml:space="preserve"> Tænk dybere – AI</w:t>
+        <w:noBreakHyphen/>
+        <w:t>algoritmer i vores hverdag</w:t>
+      </w:r>
+    </w:p>
+    <w:p>
+      <w:pPr>
+        <w:spacing w:after="0"/>
+        <w:ind w:left="105" w:right="180"/>
+        <w:rPr>
+          <w:rFonts w:ascii="Calibri" w:eastAsia="Calibri" w:hAnsi="Calibri" w:cs="Calibri"/>
+          <w:sz w:val="28"/>
+          <w:szCs w:val="28"/>
+          <w:lang w:val="da"/>
+        </w:rPr>
+      </w:pPr>
+      <w:r>
+        <w:rPr>
+          <w:rFonts w:ascii="Calibri" w:eastAsia="Calibri" w:hAnsi="Calibri" w:cs="Calibri"/>
+          <w:sz w:val="28"/>
+          <w:szCs w:val="28"/>
+          <w:lang w:val="da"/>
+        </w:rPr>
+        <w:t xml:space="preserve">Vi har lavet algoritmer i Scratch, hvor </w:t>
       </w:r>
       <w:r>
         <w:rPr>
           <w:rFonts w:ascii="Calibri" w:eastAsia="Calibri" w:hAnsi="Calibri" w:cs="Calibri"/>
           <w:b/>
           <w:bCs/>
-          <w:color w:val="365F91"/>
-          <w:sz w:val="28"/>
-          <w:szCs w:val="28"/>
-          <w:lang w:val="da-DK" w:eastAsia="zh-CN"/>
+          <w:sz w:val="28"/>
+          <w:szCs w:val="28"/>
+          <w:lang w:val="da"/>
+        </w:rPr>
+        <w:t>vi mennesker skriver alle trin</w:t>
+      </w:r>
+      <w:r>
+        <w:rPr>
+          <w:rFonts w:ascii="Calibri" w:eastAsia="Calibri" w:hAnsi="Calibri" w:cs="Calibri"/>
+          <w:sz w:val="28"/>
+          <w:szCs w:val="28"/>
+          <w:lang w:val="da"/>
+        </w:rPr>
+        <w:t>. Men mange moderne systemer bruger AI</w:t>
+      </w:r>
+      <w:r>
+        <w:rPr>
+          <w:rFonts w:ascii="Calibri" w:eastAsia="Calibri" w:hAnsi="Calibri" w:cs="Calibri"/>
+          <w:sz w:val="28"/>
+          <w:szCs w:val="28"/>
+          <w:lang w:val="da"/>
         </w:rPr>
         <w:noBreakHyphen/>
-        <w:t>algoritmer i vores hverdag</w:t>
+        <w:t>algoritmer: De lærer mønstre fra store mængder data i stedet for at få alle regler skrevet af os.</w:t>
       </w:r>
     </w:p>
     <w:p>
@@ -877,37 +918,7 @@
           <w:szCs w:val="28"/>
           <w:lang w:val="da"/>
         </w:rPr>
-        <w:t xml:space="preserve">Vi har lavet algoritmer i Scratch, hvor </w:t>
-      </w:r>
-      <w:r>
-        <w:rPr>
-          <w:rFonts w:ascii="Calibri" w:eastAsia="Calibri" w:hAnsi="Calibri" w:cs="Calibri"/>
-          <w:b/>
-          <w:bCs/>
-          <w:sz w:val="28"/>
-          <w:szCs w:val="28"/>
-          <w:lang w:val="da"/>
-        </w:rPr>
-        <w:t>vi mennesker skriver alle trin</w:t>
-      </w:r>
-      <w:r>
-        <w:rPr>
-          <w:rFonts w:ascii="Calibri" w:eastAsia="Calibri" w:hAnsi="Calibri" w:cs="Calibri"/>
-          <w:sz w:val="28"/>
-          <w:szCs w:val="28"/>
-          <w:lang w:val="da"/>
-        </w:rPr>
-        <w:t>. Men mange moderne systemer bruger AI</w:t>
-      </w:r>
-      <w:r>
-        <w:rPr>
-          <w:rFonts w:ascii="Calibri" w:eastAsia="Calibri" w:hAnsi="Calibri" w:cs="Calibri"/>
-          <w:sz w:val="28"/>
-          <w:szCs w:val="28"/>
-          <w:lang w:val="da"/>
-        </w:rPr>
-        <w:noBreakHyphen/>
-        <w:t>algoritmer: De lærer mønstre fra store mængder data i stedet for at få alle regler skrevet af os.</w:t>
+        <w:t>To eksempler vi kender fra virkeligheden:</w:t>
       </w:r>
     </w:p>
     <w:p>
@@ -928,59 +939,7 @@
           <w:szCs w:val="28"/>
           <w:lang w:val="da"/>
         </w:rPr>
-        <w:t>To eksempler vi kender fra virkeligheden:</w:t>
-      </w:r>
-    </w:p>
-    <w:p>
-      <w:pPr>
-        <w:spacing w:after="0"/>
-        <w:ind w:left="105" w:right="180"/>
-        <w:rPr>
-          <w:rFonts w:ascii="Calibri" w:eastAsia="Calibri" w:hAnsi="Calibri" w:cs="Calibri"/>
-          <w:sz w:val="28"/>
-          <w:szCs w:val="28"/>
-          <w:lang w:val="da"/>
-        </w:rPr>
-      </w:pPr>
-      <w:proofErr w:type="spellStart"/>
-      <w:r>
-        <w:rPr>
-          <w:rFonts w:ascii="Calibri" w:eastAsia="Calibri" w:hAnsi="Calibri" w:cs="Calibri"/>
-          <w:sz w:val="28"/>
-          <w:szCs w:val="28"/>
-          <w:lang w:val="da"/>
-        </w:rPr>
-        <w:t>Selvkørende</w:t>
-      </w:r>
-      <w:proofErr w:type="spellEnd"/>
-      <w:r>
-        <w:rPr>
-          <w:rFonts w:ascii="Calibri" w:eastAsia="Calibri" w:hAnsi="Calibri" w:cs="Calibri"/>
-          <w:sz w:val="28"/>
-          <w:szCs w:val="28"/>
-          <w:lang w:val="da"/>
-        </w:rPr>
-        <w:t xml:space="preserve"> </w:t>
-      </w:r>
-      <w:proofErr w:type="spellStart"/>
-      <w:r>
-        <w:rPr>
-          <w:rFonts w:ascii="Calibri" w:eastAsia="Calibri" w:hAnsi="Calibri" w:cs="Calibri"/>
-          <w:sz w:val="28"/>
-          <w:szCs w:val="28"/>
-          <w:lang w:val="da"/>
-        </w:rPr>
-        <w:t>biler</w:t>
-      </w:r>
-      <w:proofErr w:type="spellEnd"/>
-      <w:r>
-        <w:rPr>
-          <w:rFonts w:ascii="Calibri" w:eastAsia="Calibri" w:hAnsi="Calibri" w:cs="Calibri"/>
-          <w:sz w:val="28"/>
-          <w:szCs w:val="28"/>
-          <w:lang w:val="da"/>
-        </w:rPr>
-        <w:t xml:space="preserve"> </w:t>
+        <w:t xml:space="preserve">Selvkørende biler </w:t>
       </w:r>
       <w:r>
         <w:rPr>
@@ -3258,21 +3217,6 @@
 </file>
 
 <file path=customXml/item1.xml><?xml version="1.0" encoding="utf-8"?>
-<?mso-contentType ?>
-<FormTemplates xmlns="http://schemas.microsoft.com/sharepoint/v3/contenttype/forms">
-  <Display>DocumentLibraryForm</Display>
-  <Edit>DocumentLibraryForm</Edit>
-  <New>DocumentLibraryForm</New>
-</FormTemplates>
-</file>
-
-<file path=customXml/item2.xml><?xml version="1.0" encoding="utf-8"?>
-<p:properties xmlns:p="http://schemas.microsoft.com/office/2006/metadata/properties" xmlns:xsi="http://www.w3.org/2001/XMLSchema-instance" xmlns:pc="http://schemas.microsoft.com/office/infopath/2007/PartnerControls">
-  <documentManagement/>
-</p:properties>
-</file>
-
-<file path=customXml/item3.xml><?xml version="1.0" encoding="utf-8"?>
 <ct:contentTypeSchema xmlns:ct="http://schemas.microsoft.com/office/2006/metadata/contentType" xmlns:ma="http://schemas.microsoft.com/office/2006/metadata/properties/metaAttributes" ct:_="" ma:_="" ma:contentTypeName="Document" ma:contentTypeID="0x010100CD2A715520D23D4EAC5E8A1D9C1935E2" ma:contentTypeVersion="3" ma:contentTypeDescription="Create a new document." ma:contentTypeScope="" ma:versionID="52ff65364cc533d0cfaef2a86e0ad119">
   <xsd:schema xmlns:xsd="http://www.w3.org/2001/XMLSchema" xmlns:xs="http://www.w3.org/2001/XMLSchema" xmlns:p="http://schemas.microsoft.com/office/2006/metadata/properties" xmlns:ns2="fb0221c7-f201-482a-b7ac-f35d1bc34810" targetNamespace="http://schemas.microsoft.com/office/2006/metadata/properties" ma:root="true" ma:fieldsID="b720365dcbe98b53cc339f1747eddf87" ns2:_="">
     <xsd:import namespace="fb0221c7-f201-482a-b7ac-f35d1bc34810"/>
@@ -3410,24 +3354,22 @@
 </ct:contentTypeSchema>
 </file>
 
-<file path=customXml/itemProps1.xml><?xml version="1.0" encoding="utf-8"?>
-<ds:datastoreItem xmlns:ds="http://schemas.openxmlformats.org/officeDocument/2006/customXml" ds:itemID="{3BBFCD1E-43CF-428F-91F9-378DCBBEC899}">
-  <ds:schemaRefs>
-    <ds:schemaRef ds:uri="http://schemas.microsoft.com/sharepoint/v3/contenttype/forms"/>
-  </ds:schemaRefs>
-</ds:datastoreItem>
+<file path=customXml/item2.xml><?xml version="1.0" encoding="utf-8"?>
+<p:properties xmlns:p="http://schemas.microsoft.com/office/2006/metadata/properties" xmlns:xsi="http://www.w3.org/2001/XMLSchema-instance" xmlns:pc="http://schemas.microsoft.com/office/infopath/2007/PartnerControls">
+  <documentManagement/>
+</p:properties>
 </file>
 
-<file path=customXml/itemProps2.xml><?xml version="1.0" encoding="utf-8"?>
-<ds:datastoreItem xmlns:ds="http://schemas.openxmlformats.org/officeDocument/2006/customXml" ds:itemID="{A127FECD-74A1-4216-A870-47823C77DD88}">
-  <ds:schemaRefs>
-    <ds:schemaRef ds:uri="http://schemas.microsoft.com/office/2006/metadata/properties"/>
-    <ds:schemaRef ds:uri="http://schemas.microsoft.com/office/infopath/2007/PartnerControls"/>
-  </ds:schemaRefs>
-</ds:datastoreItem>
+<file path=customXml/item3.xml><?xml version="1.0" encoding="utf-8"?>
+<?mso-contentType ?>
+<FormTemplates xmlns="http://schemas.microsoft.com/sharepoint/v3/contenttype/forms">
+  <Display>DocumentLibraryForm</Display>
+  <Edit>DocumentLibraryForm</Edit>
+  <New>DocumentLibraryForm</New>
+</FormTemplates>
 </file>
 
-<file path=customXml/itemProps3.xml><?xml version="1.0" encoding="utf-8"?>
+<file path=customXml/itemProps1.xml><?xml version="1.0" encoding="utf-8"?>
 <ds:datastoreItem xmlns:ds="http://schemas.openxmlformats.org/officeDocument/2006/customXml" ds:itemID="{26F81569-9316-4B86-B6BE-F9176835DDBA}">
   <ds:schemaRefs>
     <ds:schemaRef ds:uri="http://schemas.microsoft.com/office/2006/metadata/contentType"/>
@@ -3443,4 +3385,21 @@
     <ds:schemaRef ds:uri="http://schemas.microsoft.com/internal/obd"/>
   </ds:schemaRefs>
 </ds:datastoreItem>
+</file>
+
+<file path=customXml/itemProps2.xml><?xml version="1.0" encoding="utf-8"?>
+<ds:datastoreItem xmlns:ds="http://schemas.openxmlformats.org/officeDocument/2006/customXml" ds:itemID="{A127FECD-74A1-4216-A870-47823C77DD88}">
+  <ds:schemaRefs>
+    <ds:schemaRef ds:uri="http://schemas.microsoft.com/office/2006/metadata/properties"/>
+    <ds:schemaRef ds:uri="http://schemas.microsoft.com/office/infopath/2007/PartnerControls"/>
+  </ds:schemaRefs>
+</ds:datastoreItem>
+</file>
+
+<file path=customXml/itemProps3.xml><?xml version="1.0" encoding="utf-8"?>
+<ds:datastoreItem xmlns:ds="http://schemas.openxmlformats.org/officeDocument/2006/customXml" ds:itemID="{3BBFCD1E-43CF-428F-91F9-378DCBBEC899}">
+  <ds:schemaRefs>
+    <ds:schemaRef ds:uri="http://schemas.microsoft.com/sharepoint/v3/contenttype/forms"/>
+  </ds:schemaRefs>
+</ds:datastoreItem>
 </file>